--- a/microsservicos-violacoes-arquiteturais.docx
+++ b/microsservicos-violacoes-arquiteturais.docx
@@ -90,20 +90,19 @@
         <w:tc>
           <w:tcPr>
             <w:tcW w:type="dxa" w:w="7266"/>
-            <w:shd w:fill="2F5496" w:color="auto" w:val="clear"/>
-            <w:tcMar>
-              <w:top w:type="dxa" w:w="60"/>
-              <w:left w:type="dxa" w:w="100"/>
-              <w:bottom w:type="dxa" w:w="60"/>
-              <w:right w:type="dxa" w:w="100"/>
-            </w:tcMar>
-          </w:tcPr>
-          <w:p>
-            <w:r>
-              <w:rPr>
-                <w:b/>
-                <w:bCs/>
-                <w:color w:val="FFFFFF"/>
+            <w:shd w:fill="F2F2F2" w:color="auto" w:val="clear"/>
+            <w:tcMar>
+              <w:top w:type="dxa" w:w="60"/>
+              <w:left w:type="dxa" w:w="100"/>
+              <w:bottom w:type="dxa" w:w="60"/>
+              <w:right w:type="dxa" w:w="100"/>
+            </w:tcMar>
+          </w:tcPr>
+          <w:p>
+            <w:r>
+              <w:rPr>
+                <w:b/>
+                <w:bCs/>
                 <w:sz w:val="20"/>
                 <w:szCs w:val="20"/>
               </w:rPr>
@@ -114,20 +113,19 @@
         <w:tc>
           <w:tcPr>
             <w:tcW w:type="dxa" w:w="1600"/>
-            <w:shd w:fill="2F5496" w:color="auto" w:val="clear"/>
-            <w:tcMar>
-              <w:top w:type="dxa" w:w="60"/>
-              <w:left w:type="dxa" w:w="100"/>
-              <w:bottom w:type="dxa" w:w="60"/>
-              <w:right w:type="dxa" w:w="100"/>
-            </w:tcMar>
-          </w:tcPr>
-          <w:p>
-            <w:r>
-              <w:rPr>
-                <w:b/>
-                <w:bCs/>
-                <w:color w:val="FFFFFF"/>
+            <w:shd w:fill="F2F2F2" w:color="auto" w:val="clear"/>
+            <w:tcMar>
+              <w:top w:type="dxa" w:w="60"/>
+              <w:left w:type="dxa" w:w="100"/>
+              <w:bottom w:type="dxa" w:w="60"/>
+              <w:right w:type="dxa" w:w="100"/>
+            </w:tcMar>
+          </w:tcPr>
+          <w:p>
+            <w:r>
+              <w:rPr>
+                <w:b/>
+                <w:bCs/>
                 <w:sz w:val="20"/>
                 <w:szCs w:val="20"/>
               </w:rPr>
@@ -138,20 +136,19 @@
         <w:tc>
           <w:tcPr>
             <w:tcW w:type="dxa" w:w="1600"/>
-            <w:shd w:fill="2F5496" w:color="auto" w:val="clear"/>
-            <w:tcMar>
-              <w:top w:type="dxa" w:w="60"/>
-              <w:left w:type="dxa" w:w="100"/>
-              <w:bottom w:type="dxa" w:w="60"/>
-              <w:right w:type="dxa" w:w="100"/>
-            </w:tcMar>
-          </w:tcPr>
-          <w:p>
-            <w:r>
-              <w:rPr>
-                <w:b/>
-                <w:bCs/>
-                <w:color w:val="FFFFFF"/>
+            <w:shd w:fill="F2F2F2" w:color="auto" w:val="clear"/>
+            <w:tcMar>
+              <w:top w:type="dxa" w:w="60"/>
+              <w:left w:type="dxa" w:w="100"/>
+              <w:bottom w:type="dxa" w:w="60"/>
+              <w:right w:type="dxa" w:w="100"/>
+            </w:tcMar>
+          </w:tcPr>
+          <w:p>
+            <w:r>
+              <w:rPr>
+                <w:b/>
+                <w:bCs/>
                 <w:sz w:val="20"/>
                 <w:szCs w:val="20"/>
               </w:rPr>
@@ -560,20 +557,19 @@
         <w:tc>
           <w:tcPr>
             <w:tcW w:type="dxa" w:w="700"/>
-            <w:shd w:fill="2F5496" w:color="auto" w:val="clear"/>
-            <w:tcMar>
-              <w:top w:type="dxa" w:w="60"/>
-              <w:left w:type="dxa" w:w="100"/>
-              <w:bottom w:type="dxa" w:w="60"/>
-              <w:right w:type="dxa" w:w="100"/>
-            </w:tcMar>
-          </w:tcPr>
-          <w:p>
-            <w:r>
-              <w:rPr>
-                <w:b/>
-                <w:bCs/>
-                <w:color w:val="FFFFFF"/>
+            <w:shd w:fill="F2F2F2" w:color="auto" w:val="clear"/>
+            <w:tcMar>
+              <w:top w:type="dxa" w:w="60"/>
+              <w:left w:type="dxa" w:w="100"/>
+              <w:bottom w:type="dxa" w:w="60"/>
+              <w:right w:type="dxa" w:w="100"/>
+            </w:tcMar>
+          </w:tcPr>
+          <w:p>
+            <w:r>
+              <w:rPr>
+                <w:b/>
+                <w:bCs/>
                 <w:sz w:val="20"/>
                 <w:szCs w:val="20"/>
               </w:rPr>
@@ -584,20 +580,19 @@
         <w:tc>
           <w:tcPr>
             <w:tcW w:type="dxa" w:w="3400"/>
-            <w:shd w:fill="2F5496" w:color="auto" w:val="clear"/>
-            <w:tcMar>
-              <w:top w:type="dxa" w:w="60"/>
-              <w:left w:type="dxa" w:w="100"/>
-              <w:bottom w:type="dxa" w:w="60"/>
-              <w:right w:type="dxa" w:w="100"/>
-            </w:tcMar>
-          </w:tcPr>
-          <w:p>
-            <w:r>
-              <w:rPr>
-                <w:b/>
-                <w:bCs/>
-                <w:color w:val="FFFFFF"/>
+            <w:shd w:fill="F2F2F2" w:color="auto" w:val="clear"/>
+            <w:tcMar>
+              <w:top w:type="dxa" w:w="60"/>
+              <w:left w:type="dxa" w:w="100"/>
+              <w:bottom w:type="dxa" w:w="60"/>
+              <w:right w:type="dxa" w:w="100"/>
+            </w:tcMar>
+          </w:tcPr>
+          <w:p>
+            <w:r>
+              <w:rPr>
+                <w:b/>
+                <w:bCs/>
                 <w:sz w:val="20"/>
                 <w:szCs w:val="20"/>
               </w:rPr>
@@ -608,20 +603,19 @@
         <w:tc>
           <w:tcPr>
             <w:tcW w:type="dxa" w:w="4766"/>
-            <w:shd w:fill="2F5496" w:color="auto" w:val="clear"/>
-            <w:tcMar>
-              <w:top w:type="dxa" w:w="60"/>
-              <w:left w:type="dxa" w:w="100"/>
-              <w:bottom w:type="dxa" w:w="60"/>
-              <w:right w:type="dxa" w:w="100"/>
-            </w:tcMar>
-          </w:tcPr>
-          <w:p>
-            <w:r>
-              <w:rPr>
-                <w:b/>
-                <w:bCs/>
-                <w:color w:val="FFFFFF"/>
+            <w:shd w:fill="F2F2F2" w:color="auto" w:val="clear"/>
+            <w:tcMar>
+              <w:top w:type="dxa" w:w="60"/>
+              <w:left w:type="dxa" w:w="100"/>
+              <w:bottom w:type="dxa" w:w="60"/>
+              <w:right w:type="dxa" w:w="100"/>
+            </w:tcMar>
+          </w:tcPr>
+          <w:p>
+            <w:r>
+              <w:rPr>
+                <w:b/>
+                <w:bCs/>
                 <w:sz w:val="20"/>
                 <w:szCs w:val="20"/>
               </w:rPr>
@@ -632,20 +626,19 @@
         <w:tc>
           <w:tcPr>
             <w:tcW w:type="dxa" w:w="1600"/>
-            <w:shd w:fill="2F5496" w:color="auto" w:val="clear"/>
-            <w:tcMar>
-              <w:top w:type="dxa" w:w="60"/>
-              <w:left w:type="dxa" w:w="100"/>
-              <w:bottom w:type="dxa" w:w="60"/>
-              <w:right w:type="dxa" w:w="100"/>
-            </w:tcMar>
-          </w:tcPr>
-          <w:p>
-            <w:r>
-              <w:rPr>
-                <w:b/>
-                <w:bCs/>
-                <w:color w:val="FFFFFF"/>
+            <w:shd w:fill="F2F2F2" w:color="auto" w:val="clear"/>
+            <w:tcMar>
+              <w:top w:type="dxa" w:w="60"/>
+              <w:left w:type="dxa" w:w="100"/>
+              <w:bottom w:type="dxa" w:w="60"/>
+              <w:right w:type="dxa" w:w="100"/>
+            </w:tcMar>
+          </w:tcPr>
+          <w:p>
+            <w:r>
+              <w:rPr>
+                <w:b/>
+                <w:bCs/>
                 <w:sz w:val="20"/>
                 <w:szCs w:val="20"/>
               </w:rPr>
@@ -1221,20 +1214,19 @@
         <w:tc>
           <w:tcPr>
             <w:tcW w:type="dxa" w:w="4666"/>
-            <w:shd w:fill="2F5496" w:color="auto" w:val="clear"/>
-            <w:tcMar>
-              <w:top w:type="dxa" w:w="60"/>
-              <w:left w:type="dxa" w:w="100"/>
-              <w:bottom w:type="dxa" w:w="60"/>
-              <w:right w:type="dxa" w:w="100"/>
-            </w:tcMar>
-          </w:tcPr>
-          <w:p>
-            <w:r>
-              <w:rPr>
-                <w:b/>
-                <w:bCs/>
-                <w:color w:val="FFFFFF"/>
+            <w:shd w:fill="F2F2F2" w:color="auto" w:val="clear"/>
+            <w:tcMar>
+              <w:top w:type="dxa" w:w="60"/>
+              <w:left w:type="dxa" w:w="100"/>
+              <w:bottom w:type="dxa" w:w="60"/>
+              <w:right w:type="dxa" w:w="100"/>
+            </w:tcMar>
+          </w:tcPr>
+          <w:p>
+            <w:r>
+              <w:rPr>
+                <w:b/>
+                <w:bCs/>
                 <w:sz w:val="20"/>
                 <w:szCs w:val="20"/>
               </w:rPr>
@@ -1245,20 +1237,19 @@
         <w:tc>
           <w:tcPr>
             <w:tcW w:type="dxa" w:w="1400"/>
-            <w:shd w:fill="2F5496" w:color="auto" w:val="clear"/>
-            <w:tcMar>
-              <w:top w:type="dxa" w:w="60"/>
-              <w:left w:type="dxa" w:w="100"/>
-              <w:bottom w:type="dxa" w:w="60"/>
-              <w:right w:type="dxa" w:w="100"/>
-            </w:tcMar>
-          </w:tcPr>
-          <w:p>
-            <w:r>
-              <w:rPr>
-                <w:b/>
-                <w:bCs/>
-                <w:color w:val="FFFFFF"/>
+            <w:shd w:fill="F2F2F2" w:color="auto" w:val="clear"/>
+            <w:tcMar>
+              <w:top w:type="dxa" w:w="60"/>
+              <w:left w:type="dxa" w:w="100"/>
+              <w:bottom w:type="dxa" w:w="60"/>
+              <w:right w:type="dxa" w:w="100"/>
+            </w:tcMar>
+          </w:tcPr>
+          <w:p>
+            <w:r>
+              <w:rPr>
+                <w:b/>
+                <w:bCs/>
                 <w:sz w:val="20"/>
                 <w:szCs w:val="20"/>
               </w:rPr>
@@ -1269,20 +1260,19 @@
         <w:tc>
           <w:tcPr>
             <w:tcW w:type="dxa" w:w="4400"/>
-            <w:shd w:fill="2F5496" w:color="auto" w:val="clear"/>
-            <w:tcMar>
-              <w:top w:type="dxa" w:w="60"/>
-              <w:left w:type="dxa" w:w="100"/>
-              <w:bottom w:type="dxa" w:w="60"/>
-              <w:right w:type="dxa" w:w="100"/>
-            </w:tcMar>
-          </w:tcPr>
-          <w:p>
-            <w:r>
-              <w:rPr>
-                <w:b/>
-                <w:bCs/>
-                <w:color w:val="FFFFFF"/>
+            <w:shd w:fill="F2F2F2" w:color="auto" w:val="clear"/>
+            <w:tcMar>
+              <w:top w:type="dxa" w:w="60"/>
+              <w:left w:type="dxa" w:w="100"/>
+              <w:bottom w:type="dxa" w:w="60"/>
+              <w:right w:type="dxa" w:w="100"/>
+            </w:tcMar>
+          </w:tcPr>
+          <w:p>
+            <w:r>
+              <w:rPr>
+                <w:b/>
+                <w:bCs/>
                 <w:sz w:val="20"/>
                 <w:szCs w:val="20"/>
               </w:rPr>
@@ -1786,7 +1776,7 @@
     <w:next w:val="Normal"/>
     <w:qFormat/>
     <w:rPr>
-      <w:color w:val="2E74B5"/>
+      <w:color w:val="auto"/>
       <w:sz w:val="32"/>
       <w:szCs w:val="32"/>
     </w:rPr>
@@ -1797,7 +1787,7 @@
     <w:next w:val="Normal"/>
     <w:qFormat/>
     <w:rPr>
-      <w:color w:val="2E74B5"/>
+      <w:color w:val="auto"/>
       <w:sz w:val="26"/>
       <w:szCs w:val="26"/>
     </w:rPr>
@@ -1808,7 +1798,7 @@
     <w:next w:val="Normal"/>
     <w:qFormat/>
     <w:rPr>
-      <w:color w:val="1F4D78"/>
+      <w:color w:val="auto"/>
       <w:sz w:val="24"/>
       <w:szCs w:val="24"/>
     </w:rPr>
@@ -1821,7 +1811,7 @@
     <w:rPr>
       <w:i/>
       <w:iCs/>
-      <w:color w:val="2E74B5"/>
+      <w:color w:val="auto"/>
     </w:rPr>
   </w:style>
   <w:style w:type="paragraph" w:styleId="Heading5">
@@ -1830,7 +1820,7 @@
     <w:next w:val="Normal"/>
     <w:qFormat/>
     <w:rPr>
-      <w:color w:val="2E74B5"/>
+      <w:color w:val="auto"/>
     </w:rPr>
   </w:style>
   <w:style w:type="paragraph" w:styleId="Heading6">
@@ -1839,7 +1829,7 @@
     <w:next w:val="Normal"/>
     <w:qFormat/>
     <w:rPr>
-      <w:color w:val="1F4D78"/>
+      <w:color w:val="auto"/>
     </w:rPr>
   </w:style>
   <w:style w:type="paragraph" w:styleId="Strong">
@@ -1863,7 +1853,7 @@
     <w:uiPriority w:val="99"/>
     <w:unhideWhenUsed/>
     <w:rPr>
-      <w:color w:val="0563C1"/>
+      <w:color w:val="auto"/>
       <w:u w:val="single"/>
     </w:rPr>
   </w:style>
